--- a/campaigning/Chasmia Campaigning - Aldric von Reichel.docx
+++ b/campaigning/Chasmia Campaigning - Aldric von Reichel.docx
@@ -1071,6 +1071,38 @@
           <w:szCs w:val="36"/>
         </w:rPr>
       </w:pPr>
+      <w:r>
+        <w:rPr>
+          <w:rtl w:val="0"/>
+        </w:rPr>
+      </w:r>
+    </w:p>
+    <w:p>
+      <w:pPr>
+        <w:jc w:val="center"/>
+        <w:rPr>
+          <w:rFonts w:ascii="Times New Roman" w:cs="Times New Roman" w:eastAsia="Times New Roman" w:hAnsi="Times New Roman"/>
+          <w:b w:val="1"/>
+          <w:bCs w:val="1"/>
+          <w:sz w:val="36"/>
+          <w:szCs w:val="36"/>
+        </w:rPr>
+      </w:pPr>
+      <w:hyperlink r:id="rId6">
+        <w:r>
+          <w:rPr>
+            <w:rFonts w:ascii="Times New Roman" w:cs="Times New Roman" w:eastAsia="Times New Roman" w:hAnsi="Times New Roman"/>
+            <w:b w:val="1"/>
+            <w:bCs w:val="1"/>
+            <w:color w:val="1155cc"/>
+            <w:sz w:val="36"/>
+            <w:szCs w:val="36"/>
+            <w:u w:val="single"/>
+            <w:rtl w:val="0"/>
+          </w:rPr>
+          <w:t xml:space="preserve">https://uumeet-zade.github.io/AldricForChasmia/</w:t>
+        </w:r>
+      </w:hyperlink>
       <w:r>
         <w:rPr>
           <w:rtl w:val="0"/>
